--- a/docs/docx/05_Findings.docx
+++ b/docs/docx/05_Findings.docx
@@ -3569,7 +3569,7 @@
           <w:i w:val="0"/>
           <w:sz w:val="20"/>
         </w:rPr>
-        <w:t>This was a deliberate choice and it demonstrates the zero-copy claim in the most direct way available: a third of the application's queries execute against the provider's storage, with no copy anywhere in the path. Page 8, BDC Data Products, exists to make that visible.</w:t>
+        <w:t>This was a deliberate choice and it demonstrates the zero-copy claim in the most direct way available: a third of the application's queries execute against the provider's storage, with no copy anywhere in the path. Page 9, BDC Sources &amp; Lineage, exists to make that visible.</w:t>
       </w:r>
     </w:p>
     <w:p>
@@ -4363,7 +4363,25 @@
           <w:i w:val="0"/>
           <w:sz w:val="20"/>
         </w:rPr>
-        <w:t xml:space="preserve">The app's Analyst page reads </w:t>
+        <w:t xml:space="preserve">The app's </w:t>
+      </w:r>
+      <w:r>
+        <w:rPr>
+          <w:rFonts w:ascii="Consolas" w:hAnsi="Consolas"/>
+          <w:b w:val="0"/>
+          <w:i w:val="0"/>
+          <w:color w:val="1B5E8C"/>
+          <w:sz w:val="19"/>
+        </w:rPr>
+        <w:t>/api/analyst</w:t>
+      </w:r>
+      <w:r>
+        <w:rPr>
+          <w:b w:val="0"/>
+          <w:i w:val="0"/>
+          <w:sz w:val="20"/>
+        </w:rPr>
+        <w:t xml:space="preserve"> route reads </w:t>
       </w:r>
       <w:r>
         <w:rPr>
@@ -5060,7 +5078,7 @@
           <w:i w:val="0"/>
           <w:sz w:val="20"/>
         </w:rPr>
-        <w:t>The app has dedicated pages for Accounts Payable, General Ledger and Period Analysis. A user who sees those pages and then asks the Analyst page a question about them gets nothing useful, and the interface gives no indication why.</w:t>
+        <w:t>The app has dedicated pages for Accounts Payable, General Ledger and Period Analysis. A user who sees those pages and then asks Cortex Analyst a question about them gets nothing useful, and the interface gives no indication why.</w:t>
       </w:r>
     </w:p>
     <w:p>
